--- a/Documentation/Blackbook/4. Declaration by student.docx
+++ b/Documentation/Blackbook/4. Declaration by student.docx
@@ -2,10 +2,7 @@
 <file path=word/document.xml><?xml version="1.0" encoding="utf-8"?>
 <w:document xmlns:wpc="http://schemas.microsoft.com/office/word/2010/wordprocessingCanvas" xmlns:mc="http://schemas.openxmlformats.org/markup-compatibility/2006" xmlns:o="urn:schemas-microsoft-com:office:office" xmlns:r="http://schemas.openxmlformats.org/officeDocument/2006/relationships" xmlns:m="http://schemas.openxmlformats.org/officeDocument/2006/math" xmlns:v="urn:schemas-microsoft-com:vml" xmlns:wp14="http://schemas.microsoft.com/office/word/2010/wordprocessingDrawing" xmlns:wp="http://schemas.openxmlformats.org/drawingml/2006/wordprocessingDrawing" xmlns:w="http://schemas.openxmlformats.org/wordprocessingml/2006/main" xmlns:w14="http://schemas.microsoft.com/office/word/2010/wordml" xmlns:w10="urn:schemas-microsoft-com:office:word" xmlns:w15="http://schemas.microsoft.com/office/word/2012/wordml" xmlns:wpg="http://schemas.microsoft.com/office/word/2010/wordprocessingGroup" xmlns:wpi="http://schemas.microsoft.com/office/word/2010/wordprocessingInk" xmlns:wne="http://schemas.microsoft.com/office/word/2006/wordml" xmlns:wps="http://schemas.microsoft.com/office/word/2010/wordprocessingShape" xmlns:wpsCustomData="http://www.wps.cn/officeDocument/2013/wpsCustomData" mc:Ignorable="w14 w15 wp14">
   <w:body>
-    <w:p>
-      <w:bookmarkStart w:id="0" w:name="_GoBack"/>
-      <w:bookmarkEnd w:id="0"/>
-    </w:p>
+    <w:p/>
     <w:p>
       <w:pPr>
         <w:pStyle w:val="4"/>
@@ -52,7 +49,7 @@
           <w:rFonts w:hint="default"/>
           <w:b/>
           <w:bCs/>
-          <w:u w:val="single"/>
+          <w:u w:val="none"/>
           <w:lang w:val="en-IN"/>
         </w:rPr>
         <w:t>SportsSync Tournament Portal</w:t>
@@ -89,16 +86,18 @@
         </w:rPr>
         <w:t xml:space="preserve">  </w:t>
       </w:r>
+      <w:bookmarkStart w:id="0" w:name="_GoBack"/>
       <w:r>
         <w:rPr>
           <w:rFonts w:hint="default"/>
           <w:b/>
           <w:bCs/>
-          <w:u w:val="single"/>
-          <w:lang w:val="en-IN"/>
-        </w:rPr>
-        <w:t>Prof.(Dr.) Santosh Deshmukh</w:t>
-      </w:r>
+          <w:u w:val="none"/>
+          <w:lang w:val="en-IN"/>
+        </w:rPr>
+        <w:t>Dr. Santosh Deshmukh</w:t>
+      </w:r>
+      <w:bookmarkEnd w:id="0"/>
       <w:r>
         <w:t>.</w:t>
       </w:r>
